--- a/paper/CXT-Fish_IMTS_Supplementary_Material.docx
+++ b/paper/CXT-Fish_IMTS_Supplementary_Material.docx
@@ -3278,7 +3278,7 @@
         <w:pStyle w:val="ListBullet"/>
       </w:pPr>
       <w:r>
-        <w:t>Route C: fixed mechanism stress control, not faithful CLIB reproduction and not an exhaustive contrastive-learning comparison.</w:t>
+        <w:t>Route C: fixed mechanism stress control, not faithful CLIB reproduction and not an exhaustive contrastive-learning comparison; detailed values are in Supplementary Note S6.</w:t>
       </w:r>
     </w:p>
     <w:p>
@@ -3302,7 +3302,2396 @@
         <w:pStyle w:val="Heading1"/>
       </w:pPr>
       <w:r>
-        <w:t>S6. Negative-result index</w:t>
+        <w:t>S6. Route C mechanism stress control</w:t>
+      </w:r>
+    </w:p>
+    <w:p>
+      <w:r>
+        <w:t>Supplementary Note S6. Route C is a separately frozen two-stage mask-guided subject–non-primary contrastive mechanism control. It completed 9/9 fold–seed cells with official-test access false in every metrics file. Its equal-weight means were 0.6984 original-view macro-F1, 0.6981 foreground macro-F1, 0.7014 same-class-composite macro-F1, 0.4224 cross-class-composite macro-F1, and 0.1610 DAR-flip. Route C is retained as a fixed stress control and is not interpreted as a faithful CLIB reproduction or an exhaustive contrastive-learning comparison.</w:t>
+      </w:r>
+    </w:p>
+    <w:p>
+      <w:pPr>
+        <w:pStyle w:val="Heading1"/>
+      </w:pPr>
+      <w:r>
+        <w:t>S7. Donor residual-bin heterogeneity</w:t>
+      </w:r>
+    </w:p>
+    <w:tbl>
+      <w:tblPr>
+        <w:tblStyle w:val="TableGrid"/>
+        <w:tblW w:type="auto" w:w="0"/>
+        <w:jc w:val="center"/>
+        <w:tblLook w:firstColumn="1" w:firstRow="1" w:lastColumn="0" w:lastRow="0" w:noHBand="0" w:noVBand="1" w:val="04A0"/>
+      </w:tblPr>
+      <w:tblGrid>
+        <w:gridCol w:w="1296"/>
+        <w:gridCol w:w="1296"/>
+        <w:gridCol w:w="1296"/>
+        <w:gridCol w:w="1296"/>
+        <w:gridCol w:w="1296"/>
+        <w:gridCol w:w="1296"/>
+        <w:gridCol w:w="1296"/>
+        <w:gridCol w:w="1296"/>
+      </w:tblGrid>
+      <w:tr>
+        <w:tc>
+          <w:tcPr>
+            <w:tcW w:type="dxa" w:w="1584"/>
+            <w:vAlign w:val="center"/>
+          </w:tcPr>
+          <w:p>
+            <w:r/>
+            <w:r>
+              <w:rPr>
+                <w:b/>
+                <w:sz w:val="14"/>
+              </w:rPr>
+              <w:t>Residual bin</w:t>
+            </w:r>
+          </w:p>
+        </w:tc>
+        <w:tc>
+          <w:tcPr>
+            <w:tcW w:type="dxa" w:w="1152"/>
+            <w:vAlign w:val="center"/>
+          </w:tcPr>
+          <w:p>
+            <w:r/>
+            <w:r>
+              <w:rPr>
+                <w:b/>
+                <w:sz w:val="14"/>
+              </w:rPr>
+              <w:t>Pairs</w:t>
+            </w:r>
+          </w:p>
+        </w:tc>
+        <w:tc>
+          <w:tcPr>
+            <w:tcW w:type="dxa" w:w="1296"/>
+            <w:vAlign w:val="center"/>
+          </w:tcPr>
+          <w:p>
+            <w:r/>
+            <w:r>
+              <w:rPr>
+                <w:b/>
+                <w:sz w:val="14"/>
+              </w:rPr>
+              <w:t>Recipients</w:t>
+            </w:r>
+          </w:p>
+        </w:tc>
+        <w:tc>
+          <w:tcPr>
+            <w:tcW w:type="dxa" w:w="1584"/>
+            <w:vAlign w:val="center"/>
+          </w:tcPr>
+          <w:p>
+            <w:r/>
+            <w:r>
+              <w:rPr>
+                <w:b/>
+                <w:sz w:val="14"/>
+              </w:rPr>
+              <w:t>F0 correctness</w:t>
+            </w:r>
+          </w:p>
+        </w:tc>
+        <w:tc>
+          <w:tcPr>
+            <w:tcW w:type="dxa" w:w="1872"/>
+            <w:vAlign w:val="center"/>
+          </w:tcPr>
+          <w:p>
+            <w:r/>
+            <w:r>
+              <w:rPr>
+                <w:b/>
+                <w:sz w:val="14"/>
+              </w:rPr>
+              <w:t>CXT-Fish correctness</w:t>
+            </w:r>
+          </w:p>
+        </w:tc>
+        <w:tc>
+          <w:tcPr>
+            <w:tcW w:type="dxa" w:w="1296"/>
+            <w:vAlign w:val="center"/>
+          </w:tcPr>
+          <w:p>
+            <w:r/>
+            <w:r>
+              <w:rPr>
+                <w:b/>
+                <w:sz w:val="14"/>
+              </w:rPr>
+              <w:t>Delta (pp)</w:t>
+            </w:r>
+          </w:p>
+        </w:tc>
+        <w:tc>
+          <w:tcPr>
+            <w:tcW w:type="dxa" w:w="1296"/>
+            <w:vAlign w:val="center"/>
+          </w:tcPr>
+          <w:p>
+            <w:r/>
+            <w:r>
+              <w:rPr>
+                <w:b/>
+                <w:sz w:val="14"/>
+              </w:rPr>
+              <w:t>F0 DAR-flip</w:t>
+            </w:r>
+          </w:p>
+        </w:tc>
+        <w:tc>
+          <w:tcPr>
+            <w:tcW w:type="dxa" w:w="1440"/>
+            <w:vAlign w:val="center"/>
+          </w:tcPr>
+          <w:p>
+            <w:r/>
+            <w:r>
+              <w:rPr>
+                <w:b/>
+                <w:sz w:val="14"/>
+              </w:rPr>
+              <w:t>CXT DAR-flip</w:t>
+            </w:r>
+          </w:p>
+        </w:tc>
+      </w:tr>
+      <w:tr>
+        <w:tc>
+          <w:tcPr>
+            <w:tcW w:type="dxa" w:w="1584"/>
+            <w:vAlign w:val="center"/>
+          </w:tcPr>
+          <w:p>
+            <w:r/>
+            <w:r>
+              <w:rPr>
+                <w:b w:val="0"/>
+                <w:sz w:val="14"/>
+              </w:rPr>
+              <w:t>(0,1%]</w:t>
+            </w:r>
+          </w:p>
+        </w:tc>
+        <w:tc>
+          <w:tcPr>
+            <w:tcW w:type="dxa" w:w="1152"/>
+            <w:vAlign w:val="center"/>
+          </w:tcPr>
+          <w:p>
+            <w:r/>
+            <w:r>
+              <w:rPr>
+                <w:b w:val="0"/>
+                <w:sz w:val="14"/>
+              </w:rPr>
+              <w:t>5652</w:t>
+            </w:r>
+          </w:p>
+        </w:tc>
+        <w:tc>
+          <w:tcPr>
+            <w:tcW w:type="dxa" w:w="1296"/>
+            <w:vAlign w:val="center"/>
+          </w:tcPr>
+          <w:p>
+            <w:r/>
+            <w:r>
+              <w:rPr>
+                <w:b w:val="0"/>
+                <w:sz w:val="14"/>
+              </w:rPr>
+              <w:t>1884</w:t>
+            </w:r>
+          </w:p>
+        </w:tc>
+        <w:tc>
+          <w:tcPr>
+            <w:tcW w:type="dxa" w:w="1584"/>
+            <w:vAlign w:val="center"/>
+          </w:tcPr>
+          <w:p>
+            <w:r/>
+            <w:r>
+              <w:rPr>
+                <w:b w:val="0"/>
+                <w:sz w:val="14"/>
+              </w:rPr>
+              <w:t>0.849</w:t>
+            </w:r>
+          </w:p>
+        </w:tc>
+        <w:tc>
+          <w:tcPr>
+            <w:tcW w:type="dxa" w:w="1872"/>
+            <w:vAlign w:val="center"/>
+          </w:tcPr>
+          <w:p>
+            <w:r/>
+            <w:r>
+              <w:rPr>
+                <w:b w:val="0"/>
+                <w:sz w:val="14"/>
+              </w:rPr>
+              <w:t>0.882</w:t>
+            </w:r>
+          </w:p>
+        </w:tc>
+        <w:tc>
+          <w:tcPr>
+            <w:tcW w:type="dxa" w:w="1296"/>
+            <w:vAlign w:val="center"/>
+          </w:tcPr>
+          <w:p>
+            <w:r/>
+            <w:r>
+              <w:rPr>
+                <w:b w:val="0"/>
+                <w:sz w:val="14"/>
+              </w:rPr>
+              <w:t>+3.27 pp</w:t>
+            </w:r>
+          </w:p>
+        </w:tc>
+        <w:tc>
+          <w:tcPr>
+            <w:tcW w:type="dxa" w:w="1296"/>
+            <w:vAlign w:val="center"/>
+          </w:tcPr>
+          <w:p>
+            <w:r/>
+            <w:r>
+              <w:rPr>
+                <w:b w:val="0"/>
+                <w:sz w:val="14"/>
+              </w:rPr>
+              <w:t>0.002</w:t>
+            </w:r>
+          </w:p>
+        </w:tc>
+        <w:tc>
+          <w:tcPr>
+            <w:tcW w:type="dxa" w:w="1440"/>
+            <w:vAlign w:val="center"/>
+          </w:tcPr>
+          <w:p>
+            <w:r/>
+            <w:r>
+              <w:rPr>
+                <w:b w:val="0"/>
+                <w:sz w:val="14"/>
+              </w:rPr>
+              <w:t>0.002</w:t>
+            </w:r>
+          </w:p>
+        </w:tc>
+      </w:tr>
+      <w:tr>
+        <w:tc>
+          <w:tcPr>
+            <w:tcW w:type="dxa" w:w="1584"/>
+            <w:vAlign w:val="center"/>
+          </w:tcPr>
+          <w:p>
+            <w:r/>
+            <w:r>
+              <w:rPr>
+                <w:b w:val="0"/>
+                <w:sz w:val="14"/>
+              </w:rPr>
+              <w:t>(1%,5%]</w:t>
+            </w:r>
+          </w:p>
+        </w:tc>
+        <w:tc>
+          <w:tcPr>
+            <w:tcW w:type="dxa" w:w="1152"/>
+            <w:vAlign w:val="center"/>
+          </w:tcPr>
+          <w:p>
+            <w:r/>
+            <w:r>
+              <w:rPr>
+                <w:b w:val="0"/>
+                <w:sz w:val="14"/>
+              </w:rPr>
+              <w:t>67083</w:t>
+            </w:r>
+          </w:p>
+        </w:tc>
+        <w:tc>
+          <w:tcPr>
+            <w:tcW w:type="dxa" w:w="1296"/>
+            <w:vAlign w:val="center"/>
+          </w:tcPr>
+          <w:p>
+            <w:r/>
+            <w:r>
+              <w:rPr>
+                <w:b w:val="0"/>
+                <w:sz w:val="14"/>
+              </w:rPr>
+              <w:t>22361</w:t>
+            </w:r>
+          </w:p>
+        </w:tc>
+        <w:tc>
+          <w:tcPr>
+            <w:tcW w:type="dxa" w:w="1584"/>
+            <w:vAlign w:val="center"/>
+          </w:tcPr>
+          <w:p>
+            <w:r/>
+            <w:r>
+              <w:rPr>
+                <w:b w:val="0"/>
+                <w:sz w:val="14"/>
+              </w:rPr>
+              <w:t>0.726</w:t>
+            </w:r>
+          </w:p>
+        </w:tc>
+        <w:tc>
+          <w:tcPr>
+            <w:tcW w:type="dxa" w:w="1872"/>
+            <w:vAlign w:val="center"/>
+          </w:tcPr>
+          <w:p>
+            <w:r/>
+            <w:r>
+              <w:rPr>
+                <w:b w:val="0"/>
+                <w:sz w:val="14"/>
+              </w:rPr>
+              <w:t>0.771</w:t>
+            </w:r>
+          </w:p>
+        </w:tc>
+        <w:tc>
+          <w:tcPr>
+            <w:tcW w:type="dxa" w:w="1296"/>
+            <w:vAlign w:val="center"/>
+          </w:tcPr>
+          <w:p>
+            <w:r/>
+            <w:r>
+              <w:rPr>
+                <w:b w:val="0"/>
+                <w:sz w:val="14"/>
+              </w:rPr>
+              <w:t>+4.52 pp</w:t>
+            </w:r>
+          </w:p>
+        </w:tc>
+        <w:tc>
+          <w:tcPr>
+            <w:tcW w:type="dxa" w:w="1296"/>
+            <w:vAlign w:val="center"/>
+          </w:tcPr>
+          <w:p>
+            <w:r/>
+            <w:r>
+              <w:rPr>
+                <w:b w:val="0"/>
+                <w:sz w:val="14"/>
+              </w:rPr>
+              <w:t>0.001</w:t>
+            </w:r>
+          </w:p>
+        </w:tc>
+        <w:tc>
+          <w:tcPr>
+            <w:tcW w:type="dxa" w:w="1440"/>
+            <w:vAlign w:val="center"/>
+          </w:tcPr>
+          <w:p>
+            <w:r/>
+            <w:r>
+              <w:rPr>
+                <w:b w:val="0"/>
+                <w:sz w:val="14"/>
+              </w:rPr>
+              <w:t>0.001</w:t>
+            </w:r>
+          </w:p>
+        </w:tc>
+      </w:tr>
+      <w:tr>
+        <w:tc>
+          <w:tcPr>
+            <w:tcW w:type="dxa" w:w="1584"/>
+            <w:vAlign w:val="center"/>
+          </w:tcPr>
+          <w:p>
+            <w:r/>
+            <w:r>
+              <w:rPr>
+                <w:b w:val="0"/>
+                <w:sz w:val="14"/>
+              </w:rPr>
+              <w:t>(5%,10%]</w:t>
+            </w:r>
+          </w:p>
+        </w:tc>
+        <w:tc>
+          <w:tcPr>
+            <w:tcW w:type="dxa" w:w="1152"/>
+            <w:vAlign w:val="center"/>
+          </w:tcPr>
+          <w:p>
+            <w:r/>
+            <w:r>
+              <w:rPr>
+                <w:b w:val="0"/>
+                <w:sz w:val="14"/>
+              </w:rPr>
+              <w:t>8586</w:t>
+            </w:r>
+          </w:p>
+        </w:tc>
+        <w:tc>
+          <w:tcPr>
+            <w:tcW w:type="dxa" w:w="1296"/>
+            <w:vAlign w:val="center"/>
+          </w:tcPr>
+          <w:p>
+            <w:r/>
+            <w:r>
+              <w:rPr>
+                <w:b w:val="0"/>
+                <w:sz w:val="14"/>
+              </w:rPr>
+              <w:t>2862</w:t>
+            </w:r>
+          </w:p>
+        </w:tc>
+        <w:tc>
+          <w:tcPr>
+            <w:tcW w:type="dxa" w:w="1584"/>
+            <w:vAlign w:val="center"/>
+          </w:tcPr>
+          <w:p>
+            <w:r/>
+            <w:r>
+              <w:rPr>
+                <w:b w:val="0"/>
+                <w:sz w:val="14"/>
+              </w:rPr>
+              <w:t>0.520</w:t>
+            </w:r>
+          </w:p>
+        </w:tc>
+        <w:tc>
+          <w:tcPr>
+            <w:tcW w:type="dxa" w:w="1872"/>
+            <w:vAlign w:val="center"/>
+          </w:tcPr>
+          <w:p>
+            <w:r/>
+            <w:r>
+              <w:rPr>
+                <w:b w:val="0"/>
+                <w:sz w:val="14"/>
+              </w:rPr>
+              <w:t>0.595</w:t>
+            </w:r>
+          </w:p>
+        </w:tc>
+        <w:tc>
+          <w:tcPr>
+            <w:tcW w:type="dxa" w:w="1296"/>
+            <w:vAlign w:val="center"/>
+          </w:tcPr>
+          <w:p>
+            <w:r/>
+            <w:r>
+              <w:rPr>
+                <w:b w:val="0"/>
+                <w:sz w:val="14"/>
+              </w:rPr>
+              <w:t>+7.51 pp</w:t>
+            </w:r>
+          </w:p>
+        </w:tc>
+        <w:tc>
+          <w:tcPr>
+            <w:tcW w:type="dxa" w:w="1296"/>
+            <w:vAlign w:val="center"/>
+          </w:tcPr>
+          <w:p>
+            <w:r/>
+            <w:r>
+              <w:rPr>
+                <w:b w:val="0"/>
+                <w:sz w:val="14"/>
+              </w:rPr>
+              <w:t>0.001</w:t>
+            </w:r>
+          </w:p>
+        </w:tc>
+        <w:tc>
+          <w:tcPr>
+            <w:tcW w:type="dxa" w:w="1440"/>
+            <w:vAlign w:val="center"/>
+          </w:tcPr>
+          <w:p>
+            <w:r/>
+            <w:r>
+              <w:rPr>
+                <w:b w:val="0"/>
+                <w:sz w:val="14"/>
+              </w:rPr>
+              <w:t>0.001</w:t>
+            </w:r>
+          </w:p>
+        </w:tc>
+      </w:tr>
+      <w:tr>
+        <w:tc>
+          <w:tcPr>
+            <w:tcW w:type="dxa" w:w="1584"/>
+            <w:vAlign w:val="center"/>
+          </w:tcPr>
+          <w:p>
+            <w:r/>
+            <w:r>
+              <w:rPr>
+                <w:b w:val="0"/>
+                <w:sz w:val="14"/>
+              </w:rPr>
+              <w:t>&gt;10%</w:t>
+            </w:r>
+          </w:p>
+        </w:tc>
+        <w:tc>
+          <w:tcPr>
+            <w:tcW w:type="dxa" w:w="1152"/>
+            <w:vAlign w:val="center"/>
+          </w:tcPr>
+          <w:p>
+            <w:r/>
+            <w:r>
+              <w:rPr>
+                <w:b w:val="0"/>
+                <w:sz w:val="14"/>
+              </w:rPr>
+              <w:t>78</w:t>
+            </w:r>
+          </w:p>
+        </w:tc>
+        <w:tc>
+          <w:tcPr>
+            <w:tcW w:type="dxa" w:w="1296"/>
+            <w:vAlign w:val="center"/>
+          </w:tcPr>
+          <w:p>
+            <w:r/>
+            <w:r>
+              <w:rPr>
+                <w:b w:val="0"/>
+                <w:sz w:val="14"/>
+              </w:rPr>
+              <w:t>26</w:t>
+            </w:r>
+          </w:p>
+        </w:tc>
+        <w:tc>
+          <w:tcPr>
+            <w:tcW w:type="dxa" w:w="1584"/>
+            <w:vAlign w:val="center"/>
+          </w:tcPr>
+          <w:p>
+            <w:r/>
+            <w:r>
+              <w:rPr>
+                <w:b w:val="0"/>
+                <w:sz w:val="14"/>
+              </w:rPr>
+              <w:t>0.372</w:t>
+            </w:r>
+          </w:p>
+        </w:tc>
+        <w:tc>
+          <w:tcPr>
+            <w:tcW w:type="dxa" w:w="1872"/>
+            <w:vAlign w:val="center"/>
+          </w:tcPr>
+          <w:p>
+            <w:r/>
+            <w:r>
+              <w:rPr>
+                <w:b w:val="0"/>
+                <w:sz w:val="14"/>
+              </w:rPr>
+              <w:t>0.423</w:t>
+            </w:r>
+          </w:p>
+        </w:tc>
+        <w:tc>
+          <w:tcPr>
+            <w:tcW w:type="dxa" w:w="1296"/>
+            <w:vAlign w:val="center"/>
+          </w:tcPr>
+          <w:p>
+            <w:r/>
+            <w:r>
+              <w:rPr>
+                <w:b w:val="0"/>
+                <w:sz w:val="14"/>
+              </w:rPr>
+              <w:t>+5.13 pp</w:t>
+            </w:r>
+          </w:p>
+        </w:tc>
+        <w:tc>
+          <w:tcPr>
+            <w:tcW w:type="dxa" w:w="1296"/>
+            <w:vAlign w:val="center"/>
+          </w:tcPr>
+          <w:p>
+            <w:r/>
+            <w:r>
+              <w:rPr>
+                <w:b w:val="0"/>
+                <w:sz w:val="14"/>
+              </w:rPr>
+              <w:t>0.000</w:t>
+            </w:r>
+          </w:p>
+        </w:tc>
+        <w:tc>
+          <w:tcPr>
+            <w:tcW w:type="dxa" w:w="1440"/>
+            <w:vAlign w:val="center"/>
+          </w:tcPr>
+          <w:p>
+            <w:r/>
+            <w:r>
+              <w:rPr>
+                <w:b w:val="0"/>
+                <w:sz w:val="14"/>
+              </w:rPr>
+              <w:t>0.000</w:t>
+            </w:r>
+          </w:p>
+        </w:tc>
+      </w:tr>
+    </w:tbl>
+    <w:p>
+      <w:r>
+        <w:t>Table S7. Frozen donor-subject residual-bin sensitivity. Bins are defined by donor foreground fraction outside the recipient hard mask; empty bins are not shown. Values are descriptive and do not define a new inferential endpoint.</w:t>
+      </w:r>
+    </w:p>
+    <w:p>
+      <w:pPr>
+        <w:pStyle w:val="Heading1"/>
+      </w:pPr>
+      <w:r>
+        <w:t>S8. Donor-species equal-weight sensitivity</w:t>
+      </w:r>
+    </w:p>
+    <w:tbl>
+      <w:tblPr>
+        <w:tblStyle w:val="TableGrid"/>
+        <w:tblW w:type="auto" w:w="0"/>
+        <w:jc w:val="center"/>
+        <w:tblLook w:firstColumn="1" w:firstRow="1" w:lastColumn="0" w:lastRow="0" w:noHBand="0" w:noVBand="1" w:val="04A0"/>
+      </w:tblPr>
+      <w:tblGrid>
+        <w:gridCol w:w="1728"/>
+        <w:gridCol w:w="1728"/>
+        <w:gridCol w:w="1728"/>
+        <w:gridCol w:w="1728"/>
+        <w:gridCol w:w="1728"/>
+        <w:gridCol w:w="1728"/>
+      </w:tblGrid>
+      <w:tr>
+        <w:tc>
+          <w:tcPr>
+            <w:tcW w:type="dxa" w:w="1584"/>
+            <w:vAlign w:val="center"/>
+          </w:tcPr>
+          <w:p>
+            <w:r/>
+            <w:r>
+              <w:rPr>
+                <w:b/>
+                <w:sz w:val="14"/>
+              </w:rPr>
+              <w:t>Donor species</w:t>
+            </w:r>
+          </w:p>
+        </w:tc>
+        <w:tc>
+          <w:tcPr>
+            <w:tcW w:type="dxa" w:w="1440"/>
+            <w:vAlign w:val="center"/>
+          </w:tcPr>
+          <w:p>
+            <w:r/>
+            <w:r>
+              <w:rPr>
+                <w:b/>
+                <w:sz w:val="14"/>
+              </w:rPr>
+              <w:t>Recipients</w:t>
+            </w:r>
+          </w:p>
+        </w:tc>
+        <w:tc>
+          <w:tcPr>
+            <w:tcW w:type="dxa" w:w="1440"/>
+            <w:vAlign w:val="center"/>
+          </w:tcPr>
+          <w:p>
+            <w:r/>
+            <w:r>
+              <w:rPr>
+                <w:b/>
+                <w:sz w:val="14"/>
+              </w:rPr>
+              <w:t>Donor groups</w:t>
+            </w:r>
+          </w:p>
+        </w:tc>
+        <w:tc>
+          <w:tcPr>
+            <w:tcW w:type="dxa" w:w="1584"/>
+            <w:vAlign w:val="center"/>
+          </w:tcPr>
+          <w:p>
+            <w:r/>
+            <w:r>
+              <w:rPr>
+                <w:b/>
+                <w:sz w:val="14"/>
+              </w:rPr>
+              <w:t>F0 correctness</w:t>
+            </w:r>
+          </w:p>
+        </w:tc>
+        <w:tc>
+          <w:tcPr>
+            <w:tcW w:type="dxa" w:w="1872"/>
+            <w:vAlign w:val="center"/>
+          </w:tcPr>
+          <w:p>
+            <w:r/>
+            <w:r>
+              <w:rPr>
+                <w:b/>
+                <w:sz w:val="14"/>
+              </w:rPr>
+              <w:t>CXT-Fish correctness</w:t>
+            </w:r>
+          </w:p>
+        </w:tc>
+        <w:tc>
+          <w:tcPr>
+            <w:tcW w:type="dxa" w:w="1296"/>
+            <w:vAlign w:val="center"/>
+          </w:tcPr>
+          <w:p>
+            <w:r/>
+            <w:r>
+              <w:rPr>
+                <w:b/>
+                <w:sz w:val="14"/>
+              </w:rPr>
+              <w:t>Delta (pp)</w:t>
+            </w:r>
+          </w:p>
+        </w:tc>
+      </w:tr>
+      <w:tr>
+        <w:tc>
+          <w:tcPr>
+            <w:tcW w:type="dxa" w:w="1584"/>
+            <w:vAlign w:val="center"/>
+          </w:tcPr>
+          <w:p>
+            <w:r/>
+            <w:r>
+              <w:rPr>
+                <w:b w:val="0"/>
+                <w:sz w:val="14"/>
+              </w:rPr>
+              <w:t>1.0</w:t>
+            </w:r>
+          </w:p>
+        </w:tc>
+        <w:tc>
+          <w:tcPr>
+            <w:tcW w:type="dxa" w:w="1440"/>
+            <w:vAlign w:val="center"/>
+          </w:tcPr>
+          <w:p>
+            <w:r/>
+            <w:r>
+              <w:rPr>
+                <w:b w:val="0"/>
+                <w:sz w:val="14"/>
+              </w:rPr>
+              <w:t>22644</w:t>
+            </w:r>
+          </w:p>
+        </w:tc>
+        <w:tc>
+          <w:tcPr>
+            <w:tcW w:type="dxa" w:w="1440"/>
+            <w:vAlign w:val="center"/>
+          </w:tcPr>
+          <w:p>
+            <w:r/>
+            <w:r>
+              <w:rPr>
+                <w:b w:val="0"/>
+                <w:sz w:val="14"/>
+              </w:rPr>
+              <w:t>2716</w:t>
+            </w:r>
+          </w:p>
+        </w:tc>
+        <w:tc>
+          <w:tcPr>
+            <w:tcW w:type="dxa" w:w="1584"/>
+            <w:vAlign w:val="center"/>
+          </w:tcPr>
+          <w:p>
+            <w:r/>
+            <w:r>
+              <w:rPr>
+                <w:b w:val="0"/>
+                <w:sz w:val="14"/>
+              </w:rPr>
+              <w:t>0.725</w:t>
+            </w:r>
+          </w:p>
+        </w:tc>
+        <w:tc>
+          <w:tcPr>
+            <w:tcW w:type="dxa" w:w="1872"/>
+            <w:vAlign w:val="center"/>
+          </w:tcPr>
+          <w:p>
+            <w:r/>
+            <w:r>
+              <w:rPr>
+                <w:b w:val="0"/>
+                <w:sz w:val="14"/>
+              </w:rPr>
+              <w:t>0.769</w:t>
+            </w:r>
+          </w:p>
+        </w:tc>
+        <w:tc>
+          <w:tcPr>
+            <w:tcW w:type="dxa" w:w="1296"/>
+            <w:vAlign w:val="center"/>
+          </w:tcPr>
+          <w:p>
+            <w:r/>
+            <w:r>
+              <w:rPr>
+                <w:b w:val="0"/>
+                <w:sz w:val="14"/>
+              </w:rPr>
+              <w:t>+4.40 pp</w:t>
+            </w:r>
+          </w:p>
+        </w:tc>
+      </w:tr>
+      <w:tr>
+        <w:tc>
+          <w:tcPr>
+            <w:tcW w:type="dxa" w:w="1584"/>
+            <w:vAlign w:val="center"/>
+          </w:tcPr>
+          <w:p>
+            <w:r/>
+            <w:r>
+              <w:rPr>
+                <w:b w:val="0"/>
+                <w:sz w:val="14"/>
+              </w:rPr>
+              <w:t>10.0</w:t>
+            </w:r>
+          </w:p>
+        </w:tc>
+        <w:tc>
+          <w:tcPr>
+            <w:tcW w:type="dxa" w:w="1440"/>
+            <w:vAlign w:val="center"/>
+          </w:tcPr>
+          <w:p>
+            <w:r/>
+            <w:r>
+              <w:rPr>
+                <w:b w:val="0"/>
+                <w:sz w:val="14"/>
+              </w:rPr>
+              <w:t>1251</w:t>
+            </w:r>
+          </w:p>
+        </w:tc>
+        <w:tc>
+          <w:tcPr>
+            <w:tcW w:type="dxa" w:w="1440"/>
+            <w:vAlign w:val="center"/>
+          </w:tcPr>
+          <w:p>
+            <w:r/>
+            <w:r>
+              <w:rPr>
+                <w:b w:val="0"/>
+                <w:sz w:val="14"/>
+              </w:rPr>
+              <w:t>49</w:t>
+            </w:r>
+          </w:p>
+        </w:tc>
+        <w:tc>
+          <w:tcPr>
+            <w:tcW w:type="dxa" w:w="1584"/>
+            <w:vAlign w:val="center"/>
+          </w:tcPr>
+          <w:p>
+            <w:r/>
+            <w:r>
+              <w:rPr>
+                <w:b w:val="0"/>
+                <w:sz w:val="14"/>
+              </w:rPr>
+              <w:t>0.748</w:t>
+            </w:r>
+          </w:p>
+        </w:tc>
+        <w:tc>
+          <w:tcPr>
+            <w:tcW w:type="dxa" w:w="1872"/>
+            <w:vAlign w:val="center"/>
+          </w:tcPr>
+          <w:p>
+            <w:r/>
+            <w:r>
+              <w:rPr>
+                <w:b w:val="0"/>
+                <w:sz w:val="14"/>
+              </w:rPr>
+              <w:t>0.853</w:t>
+            </w:r>
+          </w:p>
+        </w:tc>
+        <w:tc>
+          <w:tcPr>
+            <w:tcW w:type="dxa" w:w="1296"/>
+            <w:vAlign w:val="center"/>
+          </w:tcPr>
+          <w:p>
+            <w:r/>
+            <w:r>
+              <w:rPr>
+                <w:b w:val="0"/>
+                <w:sz w:val="14"/>
+              </w:rPr>
+              <w:t>+10.47 pp</w:t>
+            </w:r>
+          </w:p>
+        </w:tc>
+      </w:tr>
+      <w:tr>
+        <w:tc>
+          <w:tcPr>
+            <w:tcW w:type="dxa" w:w="1584"/>
+            <w:vAlign w:val="center"/>
+          </w:tcPr>
+          <w:p>
+            <w:r/>
+            <w:r>
+              <w:rPr>
+                <w:b w:val="0"/>
+                <w:sz w:val="14"/>
+              </w:rPr>
+              <w:t>11.0</w:t>
+            </w:r>
+          </w:p>
+        </w:tc>
+        <w:tc>
+          <w:tcPr>
+            <w:tcW w:type="dxa" w:w="1440"/>
+            <w:vAlign w:val="center"/>
+          </w:tcPr>
+          <w:p>
+            <w:r/>
+            <w:r>
+              <w:rPr>
+                <w:b w:val="0"/>
+                <w:sz w:val="14"/>
+              </w:rPr>
+              <w:t>417</w:t>
+            </w:r>
+          </w:p>
+        </w:tc>
+        <w:tc>
+          <w:tcPr>
+            <w:tcW w:type="dxa" w:w="1440"/>
+            <w:vAlign w:val="center"/>
+          </w:tcPr>
+          <w:p>
+            <w:r/>
+            <w:r>
+              <w:rPr>
+                <w:b w:val="0"/>
+                <w:sz w:val="14"/>
+              </w:rPr>
+              <w:t>31</w:t>
+            </w:r>
+          </w:p>
+        </w:tc>
+        <w:tc>
+          <w:tcPr>
+            <w:tcW w:type="dxa" w:w="1584"/>
+            <w:vAlign w:val="center"/>
+          </w:tcPr>
+          <w:p>
+            <w:r/>
+            <w:r>
+              <w:rPr>
+                <w:b w:val="0"/>
+                <w:sz w:val="14"/>
+              </w:rPr>
+              <w:t>0.863</w:t>
+            </w:r>
+          </w:p>
+        </w:tc>
+        <w:tc>
+          <w:tcPr>
+            <w:tcW w:type="dxa" w:w="1872"/>
+            <w:vAlign w:val="center"/>
+          </w:tcPr>
+          <w:p>
+            <w:r/>
+            <w:r>
+              <w:rPr>
+                <w:b w:val="0"/>
+                <w:sz w:val="14"/>
+              </w:rPr>
+              <w:t>0.911</w:t>
+            </w:r>
+          </w:p>
+        </w:tc>
+        <w:tc>
+          <w:tcPr>
+            <w:tcW w:type="dxa" w:w="1296"/>
+            <w:vAlign w:val="center"/>
+          </w:tcPr>
+          <w:p>
+            <w:r/>
+            <w:r>
+              <w:rPr>
+                <w:b w:val="0"/>
+                <w:sz w:val="14"/>
+              </w:rPr>
+              <w:t>+4.80 pp</w:t>
+            </w:r>
+          </w:p>
+        </w:tc>
+      </w:tr>
+      <w:tr>
+        <w:tc>
+          <w:tcPr>
+            <w:tcW w:type="dxa" w:w="1584"/>
+            <w:vAlign w:val="center"/>
+          </w:tcPr>
+          <w:p>
+            <w:r/>
+            <w:r>
+              <w:rPr>
+                <w:b w:val="0"/>
+                <w:sz w:val="14"/>
+              </w:rPr>
+              <w:t>12.0</w:t>
+            </w:r>
+          </w:p>
+        </w:tc>
+        <w:tc>
+          <w:tcPr>
+            <w:tcW w:type="dxa" w:w="1440"/>
+            <w:vAlign w:val="center"/>
+          </w:tcPr>
+          <w:p>
+            <w:r/>
+            <w:r>
+              <w:rPr>
+                <w:b w:val="0"/>
+                <w:sz w:val="14"/>
+              </w:rPr>
+              <w:t>624</w:t>
+            </w:r>
+          </w:p>
+        </w:tc>
+        <w:tc>
+          <w:tcPr>
+            <w:tcW w:type="dxa" w:w="1440"/>
+            <w:vAlign w:val="center"/>
+          </w:tcPr>
+          <w:p>
+            <w:r/>
+            <w:r>
+              <w:rPr>
+                <w:b w:val="0"/>
+                <w:sz w:val="14"/>
+              </w:rPr>
+              <w:t>22</w:t>
+            </w:r>
+          </w:p>
+        </w:tc>
+        <w:tc>
+          <w:tcPr>
+            <w:tcW w:type="dxa" w:w="1584"/>
+            <w:vAlign w:val="center"/>
+          </w:tcPr>
+          <w:p>
+            <w:r/>
+            <w:r>
+              <w:rPr>
+                <w:b w:val="0"/>
+                <w:sz w:val="14"/>
+              </w:rPr>
+              <w:t>0.870</w:t>
+            </w:r>
+          </w:p>
+        </w:tc>
+        <w:tc>
+          <w:tcPr>
+            <w:tcW w:type="dxa" w:w="1872"/>
+            <w:vAlign w:val="center"/>
+          </w:tcPr>
+          <w:p>
+            <w:r/>
+            <w:r>
+              <w:rPr>
+                <w:b w:val="0"/>
+                <w:sz w:val="14"/>
+              </w:rPr>
+              <w:t>0.886</w:t>
+            </w:r>
+          </w:p>
+        </w:tc>
+        <w:tc>
+          <w:tcPr>
+            <w:tcW w:type="dxa" w:w="1296"/>
+            <w:vAlign w:val="center"/>
+          </w:tcPr>
+          <w:p>
+            <w:r/>
+            <w:r>
+              <w:rPr>
+                <w:b w:val="0"/>
+                <w:sz w:val="14"/>
+              </w:rPr>
+              <w:t>+1.60 pp</w:t>
+            </w:r>
+          </w:p>
+        </w:tc>
+      </w:tr>
+      <w:tr>
+        <w:tc>
+          <w:tcPr>
+            <w:tcW w:type="dxa" w:w="1584"/>
+            <w:vAlign w:val="center"/>
+          </w:tcPr>
+          <w:p>
+            <w:r/>
+            <w:r>
+              <w:rPr>
+                <w:b w:val="0"/>
+                <w:sz w:val="14"/>
+              </w:rPr>
+              <w:t>13.0</w:t>
+            </w:r>
+          </w:p>
+        </w:tc>
+        <w:tc>
+          <w:tcPr>
+            <w:tcW w:type="dxa" w:w="1440"/>
+            <w:vAlign w:val="center"/>
+          </w:tcPr>
+          <w:p>
+            <w:r/>
+            <w:r>
+              <w:rPr>
+                <w:b w:val="0"/>
+                <w:sz w:val="14"/>
+              </w:rPr>
+              <w:t>810</w:t>
+            </w:r>
+          </w:p>
+        </w:tc>
+        <w:tc>
+          <w:tcPr>
+            <w:tcW w:type="dxa" w:w="1440"/>
+            <w:vAlign w:val="center"/>
+          </w:tcPr>
+          <w:p>
+            <w:r/>
+            <w:r>
+              <w:rPr>
+                <w:b w:val="0"/>
+                <w:sz w:val="14"/>
+              </w:rPr>
+              <w:t>27</w:t>
+            </w:r>
+          </w:p>
+        </w:tc>
+        <w:tc>
+          <w:tcPr>
+            <w:tcW w:type="dxa" w:w="1584"/>
+            <w:vAlign w:val="center"/>
+          </w:tcPr>
+          <w:p>
+            <w:r/>
+            <w:r>
+              <w:rPr>
+                <w:b w:val="0"/>
+                <w:sz w:val="14"/>
+              </w:rPr>
+              <w:t>0.681</w:t>
+            </w:r>
+          </w:p>
+        </w:tc>
+        <w:tc>
+          <w:tcPr>
+            <w:tcW w:type="dxa" w:w="1872"/>
+            <w:vAlign w:val="center"/>
+          </w:tcPr>
+          <w:p>
+            <w:r/>
+            <w:r>
+              <w:rPr>
+                <w:b w:val="0"/>
+                <w:sz w:val="14"/>
+              </w:rPr>
+              <w:t>0.660</w:t>
+            </w:r>
+          </w:p>
+        </w:tc>
+        <w:tc>
+          <w:tcPr>
+            <w:tcW w:type="dxa" w:w="1296"/>
+            <w:vAlign w:val="center"/>
+          </w:tcPr>
+          <w:p>
+            <w:r/>
+            <w:r>
+              <w:rPr>
+                <w:b w:val="0"/>
+                <w:sz w:val="14"/>
+              </w:rPr>
+              <w:t>-2.10 pp</w:t>
+            </w:r>
+          </w:p>
+        </w:tc>
+      </w:tr>
+      <w:tr>
+        <w:tc>
+          <w:tcPr>
+            <w:tcW w:type="dxa" w:w="1584"/>
+            <w:vAlign w:val="center"/>
+          </w:tcPr>
+          <w:p>
+            <w:r/>
+            <w:r>
+              <w:rPr>
+                <w:b w:val="0"/>
+                <w:sz w:val="14"/>
+              </w:rPr>
+              <w:t>14.0</w:t>
+            </w:r>
+          </w:p>
+        </w:tc>
+        <w:tc>
+          <w:tcPr>
+            <w:tcW w:type="dxa" w:w="1440"/>
+            <w:vAlign w:val="center"/>
+          </w:tcPr>
+          <w:p>
+            <w:r/>
+            <w:r>
+              <w:rPr>
+                <w:b w:val="0"/>
+                <w:sz w:val="14"/>
+              </w:rPr>
+              <w:t>303</w:t>
+            </w:r>
+          </w:p>
+        </w:tc>
+        <w:tc>
+          <w:tcPr>
+            <w:tcW w:type="dxa" w:w="1440"/>
+            <w:vAlign w:val="center"/>
+          </w:tcPr>
+          <w:p>
+            <w:r/>
+            <w:r>
+              <w:rPr>
+                <w:b w:val="0"/>
+                <w:sz w:val="14"/>
+              </w:rPr>
+              <w:t>22</w:t>
+            </w:r>
+          </w:p>
+        </w:tc>
+        <w:tc>
+          <w:tcPr>
+            <w:tcW w:type="dxa" w:w="1584"/>
+            <w:vAlign w:val="center"/>
+          </w:tcPr>
+          <w:p>
+            <w:r/>
+            <w:r>
+              <w:rPr>
+                <w:b w:val="0"/>
+                <w:sz w:val="14"/>
+              </w:rPr>
+              <w:t>0.904</w:t>
+            </w:r>
+          </w:p>
+        </w:tc>
+        <w:tc>
+          <w:tcPr>
+            <w:tcW w:type="dxa" w:w="1872"/>
+            <w:vAlign w:val="center"/>
+          </w:tcPr>
+          <w:p>
+            <w:r/>
+            <w:r>
+              <w:rPr>
+                <w:b w:val="0"/>
+                <w:sz w:val="14"/>
+              </w:rPr>
+              <w:t>0.924</w:t>
+            </w:r>
+          </w:p>
+        </w:tc>
+        <w:tc>
+          <w:tcPr>
+            <w:tcW w:type="dxa" w:w="1296"/>
+            <w:vAlign w:val="center"/>
+          </w:tcPr>
+          <w:p>
+            <w:r/>
+            <w:r>
+              <w:rPr>
+                <w:b w:val="0"/>
+                <w:sz w:val="14"/>
+              </w:rPr>
+              <w:t>+1.98 pp</w:t>
+            </w:r>
+          </w:p>
+        </w:tc>
+      </w:tr>
+      <w:tr>
+        <w:tc>
+          <w:tcPr>
+            <w:tcW w:type="dxa" w:w="1584"/>
+            <w:vAlign w:val="center"/>
+          </w:tcPr>
+          <w:p>
+            <w:r/>
+            <w:r>
+              <w:rPr>
+                <w:b w:val="0"/>
+                <w:sz w:val="14"/>
+              </w:rPr>
+              <w:t>15.0</w:t>
+            </w:r>
+          </w:p>
+        </w:tc>
+        <w:tc>
+          <w:tcPr>
+            <w:tcW w:type="dxa" w:w="1440"/>
+            <w:vAlign w:val="center"/>
+          </w:tcPr>
+          <w:p>
+            <w:r/>
+            <w:r>
+              <w:rPr>
+                <w:b w:val="0"/>
+                <w:sz w:val="14"/>
+              </w:rPr>
+              <w:t>183</w:t>
+            </w:r>
+          </w:p>
+        </w:tc>
+        <w:tc>
+          <w:tcPr>
+            <w:tcW w:type="dxa" w:w="1440"/>
+            <w:vAlign w:val="center"/>
+          </w:tcPr>
+          <w:p>
+            <w:r/>
+            <w:r>
+              <w:rPr>
+                <w:b w:val="0"/>
+                <w:sz w:val="14"/>
+              </w:rPr>
+              <w:t>16</w:t>
+            </w:r>
+          </w:p>
+        </w:tc>
+        <w:tc>
+          <w:tcPr>
+            <w:tcW w:type="dxa" w:w="1584"/>
+            <w:vAlign w:val="center"/>
+          </w:tcPr>
+          <w:p>
+            <w:r/>
+            <w:r>
+              <w:rPr>
+                <w:b w:val="0"/>
+                <w:sz w:val="14"/>
+              </w:rPr>
+              <w:t>0.962</w:t>
+            </w:r>
+          </w:p>
+        </w:tc>
+        <w:tc>
+          <w:tcPr>
+            <w:tcW w:type="dxa" w:w="1872"/>
+            <w:vAlign w:val="center"/>
+          </w:tcPr>
+          <w:p>
+            <w:r/>
+            <w:r>
+              <w:rPr>
+                <w:b w:val="0"/>
+                <w:sz w:val="14"/>
+              </w:rPr>
+              <w:t>0.962</w:t>
+            </w:r>
+          </w:p>
+        </w:tc>
+        <w:tc>
+          <w:tcPr>
+            <w:tcW w:type="dxa" w:w="1296"/>
+            <w:vAlign w:val="center"/>
+          </w:tcPr>
+          <w:p>
+            <w:r/>
+            <w:r>
+              <w:rPr>
+                <w:b w:val="0"/>
+                <w:sz w:val="14"/>
+              </w:rPr>
+              <w:t>+0.00 pp</w:t>
+            </w:r>
+          </w:p>
+        </w:tc>
+      </w:tr>
+      <w:tr>
+        <w:tc>
+          <w:tcPr>
+            <w:tcW w:type="dxa" w:w="1584"/>
+            <w:vAlign w:val="center"/>
+          </w:tcPr>
+          <w:p>
+            <w:r/>
+            <w:r>
+              <w:rPr>
+                <w:b w:val="0"/>
+                <w:sz w:val="14"/>
+              </w:rPr>
+              <w:t>16.0</w:t>
+            </w:r>
+          </w:p>
+        </w:tc>
+        <w:tc>
+          <w:tcPr>
+            <w:tcW w:type="dxa" w:w="1440"/>
+            <w:vAlign w:val="center"/>
+          </w:tcPr>
+          <w:p>
+            <w:r/>
+            <w:r>
+              <w:rPr>
+                <w:b w:val="0"/>
+                <w:sz w:val="14"/>
+              </w:rPr>
+              <w:t>846</w:t>
+            </w:r>
+          </w:p>
+        </w:tc>
+        <w:tc>
+          <w:tcPr>
+            <w:tcW w:type="dxa" w:w="1440"/>
+            <w:vAlign w:val="center"/>
+          </w:tcPr>
+          <w:p>
+            <w:r/>
+            <w:r>
+              <w:rPr>
+                <w:b w:val="0"/>
+                <w:sz w:val="14"/>
+              </w:rPr>
+              <w:t>15</w:t>
+            </w:r>
+          </w:p>
+        </w:tc>
+        <w:tc>
+          <w:tcPr>
+            <w:tcW w:type="dxa" w:w="1584"/>
+            <w:vAlign w:val="center"/>
+          </w:tcPr>
+          <w:p>
+            <w:r/>
+            <w:r>
+              <w:rPr>
+                <w:b w:val="0"/>
+                <w:sz w:val="14"/>
+              </w:rPr>
+              <w:t>0.796</w:t>
+            </w:r>
+          </w:p>
+        </w:tc>
+        <w:tc>
+          <w:tcPr>
+            <w:tcW w:type="dxa" w:w="1872"/>
+            <w:vAlign w:val="center"/>
+          </w:tcPr>
+          <w:p>
+            <w:r/>
+            <w:r>
+              <w:rPr>
+                <w:b w:val="0"/>
+                <w:sz w:val="14"/>
+              </w:rPr>
+              <w:t>0.898</w:t>
+            </w:r>
+          </w:p>
+        </w:tc>
+        <w:tc>
+          <w:tcPr>
+            <w:tcW w:type="dxa" w:w="1296"/>
+            <w:vAlign w:val="center"/>
+          </w:tcPr>
+          <w:p>
+            <w:r/>
+            <w:r>
+              <w:rPr>
+                <w:b w:val="0"/>
+                <w:sz w:val="14"/>
+              </w:rPr>
+              <w:t>+10.28 pp</w:t>
+            </w:r>
+          </w:p>
+        </w:tc>
+      </w:tr>
+      <w:tr>
+        <w:tc>
+          <w:tcPr>
+            <w:tcW w:type="dxa" w:w="1584"/>
+            <w:vAlign w:val="center"/>
+          </w:tcPr>
+          <w:p>
+            <w:r/>
+            <w:r>
+              <w:rPr>
+                <w:b w:val="0"/>
+                <w:sz w:val="14"/>
+              </w:rPr>
+              <w:t>2.0</w:t>
+            </w:r>
+          </w:p>
+        </w:tc>
+        <w:tc>
+          <w:tcPr>
+            <w:tcW w:type="dxa" w:w="1440"/>
+            <w:vAlign w:val="center"/>
+          </w:tcPr>
+          <w:p>
+            <w:r/>
+            <w:r>
+              <w:rPr>
+                <w:b w:val="0"/>
+                <w:sz w:val="14"/>
+              </w:rPr>
+              <w:t>10890</w:t>
+            </w:r>
+          </w:p>
+        </w:tc>
+        <w:tc>
+          <w:tcPr>
+            <w:tcW w:type="dxa" w:w="1440"/>
+            <w:vAlign w:val="center"/>
+          </w:tcPr>
+          <w:p>
+            <w:r/>
+            <w:r>
+              <w:rPr>
+                <w:b w:val="0"/>
+                <w:sz w:val="14"/>
+              </w:rPr>
+              <w:t>1022</w:t>
+            </w:r>
+          </w:p>
+        </w:tc>
+        <w:tc>
+          <w:tcPr>
+            <w:tcW w:type="dxa" w:w="1584"/>
+            <w:vAlign w:val="center"/>
+          </w:tcPr>
+          <w:p>
+            <w:r/>
+            <w:r>
+              <w:rPr>
+                <w:b w:val="0"/>
+                <w:sz w:val="14"/>
+              </w:rPr>
+              <w:t>0.832</w:t>
+            </w:r>
+          </w:p>
+        </w:tc>
+        <w:tc>
+          <w:tcPr>
+            <w:tcW w:type="dxa" w:w="1872"/>
+            <w:vAlign w:val="center"/>
+          </w:tcPr>
+          <w:p>
+            <w:r/>
+            <w:r>
+              <w:rPr>
+                <w:b w:val="0"/>
+                <w:sz w:val="14"/>
+              </w:rPr>
+              <w:t>0.878</w:t>
+            </w:r>
+          </w:p>
+        </w:tc>
+        <w:tc>
+          <w:tcPr>
+            <w:tcW w:type="dxa" w:w="1296"/>
+            <w:vAlign w:val="center"/>
+          </w:tcPr>
+          <w:p>
+            <w:r/>
+            <w:r>
+              <w:rPr>
+                <w:b w:val="0"/>
+                <w:sz w:val="14"/>
+              </w:rPr>
+              <w:t>+4.55 pp</w:t>
+            </w:r>
+          </w:p>
+        </w:tc>
+      </w:tr>
+      <w:tr>
+        <w:tc>
+          <w:tcPr>
+            <w:tcW w:type="dxa" w:w="1584"/>
+            <w:vAlign w:val="center"/>
+          </w:tcPr>
+          <w:p>
+            <w:r/>
+            <w:r>
+              <w:rPr>
+                <w:b w:val="0"/>
+                <w:sz w:val="14"/>
+              </w:rPr>
+              <w:t>3.0</w:t>
+            </w:r>
+          </w:p>
+        </w:tc>
+        <w:tc>
+          <w:tcPr>
+            <w:tcW w:type="dxa" w:w="1440"/>
+            <w:vAlign w:val="center"/>
+          </w:tcPr>
+          <w:p>
+            <w:r/>
+            <w:r>
+              <w:rPr>
+                <w:b w:val="0"/>
+                <w:sz w:val="14"/>
+              </w:rPr>
+              <w:t>13899</w:t>
+            </w:r>
+          </w:p>
+        </w:tc>
+        <w:tc>
+          <w:tcPr>
+            <w:tcW w:type="dxa" w:w="1440"/>
+            <w:vAlign w:val="center"/>
+          </w:tcPr>
+          <w:p>
+            <w:r/>
+            <w:r>
+              <w:rPr>
+                <w:b w:val="0"/>
+                <w:sz w:val="14"/>
+              </w:rPr>
+              <w:t>1021</w:t>
+            </w:r>
+          </w:p>
+        </w:tc>
+        <w:tc>
+          <w:tcPr>
+            <w:tcW w:type="dxa" w:w="1584"/>
+            <w:vAlign w:val="center"/>
+          </w:tcPr>
+          <w:p>
+            <w:r/>
+            <w:r>
+              <w:rPr>
+                <w:b w:val="0"/>
+                <w:sz w:val="14"/>
+              </w:rPr>
+              <w:t>0.779</w:t>
+            </w:r>
+          </w:p>
+        </w:tc>
+        <w:tc>
+          <w:tcPr>
+            <w:tcW w:type="dxa" w:w="1872"/>
+            <w:vAlign w:val="center"/>
+          </w:tcPr>
+          <w:p>
+            <w:r/>
+            <w:r>
+              <w:rPr>
+                <w:b w:val="0"/>
+                <w:sz w:val="14"/>
+              </w:rPr>
+              <w:t>0.843</w:t>
+            </w:r>
+          </w:p>
+        </w:tc>
+        <w:tc>
+          <w:tcPr>
+            <w:tcW w:type="dxa" w:w="1296"/>
+            <w:vAlign w:val="center"/>
+          </w:tcPr>
+          <w:p>
+            <w:r/>
+            <w:r>
+              <w:rPr>
+                <w:b w:val="0"/>
+                <w:sz w:val="14"/>
+              </w:rPr>
+              <w:t>+6.33 pp</w:t>
+            </w:r>
+          </w:p>
+        </w:tc>
+      </w:tr>
+      <w:tr>
+        <w:tc>
+          <w:tcPr>
+            <w:tcW w:type="dxa" w:w="1584"/>
+            <w:vAlign w:val="center"/>
+          </w:tcPr>
+          <w:p>
+            <w:r/>
+            <w:r>
+              <w:rPr>
+                <w:b w:val="0"/>
+                <w:sz w:val="14"/>
+              </w:rPr>
+              <w:t>4.0</w:t>
+            </w:r>
+          </w:p>
+        </w:tc>
+        <w:tc>
+          <w:tcPr>
+            <w:tcW w:type="dxa" w:w="1440"/>
+            <w:vAlign w:val="center"/>
+          </w:tcPr>
+          <w:p>
+            <w:r/>
+            <w:r>
+              <w:rPr>
+                <w:b w:val="0"/>
+                <w:sz w:val="14"/>
+              </w:rPr>
+              <w:t>15225</w:t>
+            </w:r>
+          </w:p>
+        </w:tc>
+        <w:tc>
+          <w:tcPr>
+            <w:tcW w:type="dxa" w:w="1440"/>
+            <w:vAlign w:val="center"/>
+          </w:tcPr>
+          <w:p>
+            <w:r/>
+            <w:r>
+              <w:rPr>
+                <w:b w:val="0"/>
+                <w:sz w:val="14"/>
+              </w:rPr>
+              <w:t>880</w:t>
+            </w:r>
+          </w:p>
+        </w:tc>
+        <w:tc>
+          <w:tcPr>
+            <w:tcW w:type="dxa" w:w="1584"/>
+            <w:vAlign w:val="center"/>
+          </w:tcPr>
+          <w:p>
+            <w:r/>
+            <w:r>
+              <w:rPr>
+                <w:b w:val="0"/>
+                <w:sz w:val="14"/>
+              </w:rPr>
+              <w:t>0.495</w:t>
+            </w:r>
+          </w:p>
+        </w:tc>
+        <w:tc>
+          <w:tcPr>
+            <w:tcW w:type="dxa" w:w="1872"/>
+            <w:vAlign w:val="center"/>
+          </w:tcPr>
+          <w:p>
+            <w:r/>
+            <w:r>
+              <w:rPr>
+                <w:b w:val="0"/>
+                <w:sz w:val="14"/>
+              </w:rPr>
+              <w:t>0.568</w:t>
+            </w:r>
+          </w:p>
+        </w:tc>
+        <w:tc>
+          <w:tcPr>
+            <w:tcW w:type="dxa" w:w="1296"/>
+            <w:vAlign w:val="center"/>
+          </w:tcPr>
+          <w:p>
+            <w:r/>
+            <w:r>
+              <w:rPr>
+                <w:b w:val="0"/>
+                <w:sz w:val="14"/>
+              </w:rPr>
+              <w:t>+7.28 pp</w:t>
+            </w:r>
+          </w:p>
+        </w:tc>
+      </w:tr>
+      <w:tr>
+        <w:tc>
+          <w:tcPr>
+            <w:tcW w:type="dxa" w:w="1584"/>
+            <w:vAlign w:val="center"/>
+          </w:tcPr>
+          <w:p>
+            <w:r/>
+            <w:r>
+              <w:rPr>
+                <w:b w:val="0"/>
+                <w:sz w:val="14"/>
+              </w:rPr>
+              <w:t>5.0</w:t>
+            </w:r>
+          </w:p>
+        </w:tc>
+        <w:tc>
+          <w:tcPr>
+            <w:tcW w:type="dxa" w:w="1440"/>
+            <w:vAlign w:val="center"/>
+          </w:tcPr>
+          <w:p>
+            <w:r/>
+            <w:r>
+              <w:rPr>
+                <w:b w:val="0"/>
+                <w:sz w:val="14"/>
+              </w:rPr>
+              <w:t>9561</w:t>
+            </w:r>
+          </w:p>
+        </w:tc>
+        <w:tc>
+          <w:tcPr>
+            <w:tcW w:type="dxa" w:w="1440"/>
+            <w:vAlign w:val="center"/>
+          </w:tcPr>
+          <w:p>
+            <w:r/>
+            <w:r>
+              <w:rPr>
+                <w:b w:val="0"/>
+                <w:sz w:val="14"/>
+              </w:rPr>
+              <w:t>473</w:t>
+            </w:r>
+          </w:p>
+        </w:tc>
+        <w:tc>
+          <w:tcPr>
+            <w:tcW w:type="dxa" w:w="1584"/>
+            <w:vAlign w:val="center"/>
+          </w:tcPr>
+          <w:p>
+            <w:r/>
+            <w:r>
+              <w:rPr>
+                <w:b w:val="0"/>
+                <w:sz w:val="14"/>
+              </w:rPr>
+              <w:t>0.672</w:t>
+            </w:r>
+          </w:p>
+        </w:tc>
+        <w:tc>
+          <w:tcPr>
+            <w:tcW w:type="dxa" w:w="1872"/>
+            <w:vAlign w:val="center"/>
+          </w:tcPr>
+          <w:p>
+            <w:r/>
+            <w:r>
+              <w:rPr>
+                <w:b w:val="0"/>
+                <w:sz w:val="14"/>
+              </w:rPr>
+              <w:t>0.676</w:t>
+            </w:r>
+          </w:p>
+        </w:tc>
+        <w:tc>
+          <w:tcPr>
+            <w:tcW w:type="dxa" w:w="1296"/>
+            <w:vAlign w:val="center"/>
+          </w:tcPr>
+          <w:p>
+            <w:r/>
+            <w:r>
+              <w:rPr>
+                <w:b w:val="0"/>
+                <w:sz w:val="14"/>
+              </w:rPr>
+              <w:t>+0.33 pp</w:t>
+            </w:r>
+          </w:p>
+        </w:tc>
+      </w:tr>
+      <w:tr>
+        <w:tc>
+          <w:tcPr>
+            <w:tcW w:type="dxa" w:w="1584"/>
+            <w:vAlign w:val="center"/>
+          </w:tcPr>
+          <w:p>
+            <w:r/>
+            <w:r>
+              <w:rPr>
+                <w:b w:val="0"/>
+                <w:sz w:val="14"/>
+              </w:rPr>
+              <w:t>6.0</w:t>
+            </w:r>
+          </w:p>
+        </w:tc>
+        <w:tc>
+          <w:tcPr>
+            <w:tcW w:type="dxa" w:w="1440"/>
+            <w:vAlign w:val="center"/>
+          </w:tcPr>
+          <w:p>
+            <w:r/>
+            <w:r>
+              <w:rPr>
+                <w:b w:val="0"/>
+                <w:sz w:val="14"/>
+              </w:rPr>
+              <w:t>846</w:t>
+            </w:r>
+          </w:p>
+        </w:tc>
+        <w:tc>
+          <w:tcPr>
+            <w:tcW w:type="dxa" w:w="1440"/>
+            <w:vAlign w:val="center"/>
+          </w:tcPr>
+          <w:p>
+            <w:r/>
+            <w:r>
+              <w:rPr>
+                <w:b w:val="0"/>
+                <w:sz w:val="14"/>
+              </w:rPr>
+              <w:t>59</w:t>
+            </w:r>
+          </w:p>
+        </w:tc>
+        <w:tc>
+          <w:tcPr>
+            <w:tcW w:type="dxa" w:w="1584"/>
+            <w:vAlign w:val="center"/>
+          </w:tcPr>
+          <w:p>
+            <w:r/>
+            <w:r>
+              <w:rPr>
+                <w:b w:val="0"/>
+                <w:sz w:val="14"/>
+              </w:rPr>
+              <w:t>0.888</w:t>
+            </w:r>
+          </w:p>
+        </w:tc>
+        <w:tc>
+          <w:tcPr>
+            <w:tcW w:type="dxa" w:w="1872"/>
+            <w:vAlign w:val="center"/>
+          </w:tcPr>
+          <w:p>
+            <w:r/>
+            <w:r>
+              <w:rPr>
+                <w:b w:val="0"/>
+                <w:sz w:val="14"/>
+              </w:rPr>
+              <w:t>0.921</w:t>
+            </w:r>
+          </w:p>
+        </w:tc>
+        <w:tc>
+          <w:tcPr>
+            <w:tcW w:type="dxa" w:w="1296"/>
+            <w:vAlign w:val="center"/>
+          </w:tcPr>
+          <w:p>
+            <w:r/>
+            <w:r>
+              <w:rPr>
+                <w:b w:val="0"/>
+                <w:sz w:val="14"/>
+              </w:rPr>
+              <w:t>+3.31 pp</w:t>
+            </w:r>
+          </w:p>
+        </w:tc>
+      </w:tr>
+      <w:tr>
+        <w:tc>
+          <w:tcPr>
+            <w:tcW w:type="dxa" w:w="1584"/>
+            <w:vAlign w:val="center"/>
+          </w:tcPr>
+          <w:p>
+            <w:r/>
+            <w:r>
+              <w:rPr>
+                <w:b w:val="0"/>
+                <w:sz w:val="14"/>
+              </w:rPr>
+              <w:t>7.0</w:t>
+            </w:r>
+          </w:p>
+        </w:tc>
+        <w:tc>
+          <w:tcPr>
+            <w:tcW w:type="dxa" w:w="1440"/>
+            <w:vAlign w:val="center"/>
+          </w:tcPr>
+          <w:p>
+            <w:r/>
+            <w:r>
+              <w:rPr>
+                <w:b w:val="0"/>
+                <w:sz w:val="14"/>
+              </w:rPr>
+              <w:t>1860</w:t>
+            </w:r>
+          </w:p>
+        </w:tc>
+        <w:tc>
+          <w:tcPr>
+            <w:tcW w:type="dxa" w:w="1440"/>
+            <w:vAlign w:val="center"/>
+          </w:tcPr>
+          <w:p>
+            <w:r/>
+            <w:r>
+              <w:rPr>
+                <w:b w:val="0"/>
+                <w:sz w:val="14"/>
+              </w:rPr>
+              <w:t>64</w:t>
+            </w:r>
+          </w:p>
+        </w:tc>
+        <w:tc>
+          <w:tcPr>
+            <w:tcW w:type="dxa" w:w="1584"/>
+            <w:vAlign w:val="center"/>
+          </w:tcPr>
+          <w:p>
+            <w:r/>
+            <w:r>
+              <w:rPr>
+                <w:b w:val="0"/>
+                <w:sz w:val="14"/>
+              </w:rPr>
+              <w:t>0.881</w:t>
+            </w:r>
+          </w:p>
+        </w:tc>
+        <w:tc>
+          <w:tcPr>
+            <w:tcW w:type="dxa" w:w="1872"/>
+            <w:vAlign w:val="center"/>
+          </w:tcPr>
+          <w:p>
+            <w:r/>
+            <w:r>
+              <w:rPr>
+                <w:b w:val="0"/>
+                <w:sz w:val="14"/>
+              </w:rPr>
+              <w:t>0.911</w:t>
+            </w:r>
+          </w:p>
+        </w:tc>
+        <w:tc>
+          <w:tcPr>
+            <w:tcW w:type="dxa" w:w="1296"/>
+            <w:vAlign w:val="center"/>
+          </w:tcPr>
+          <w:p>
+            <w:r/>
+            <w:r>
+              <w:rPr>
+                <w:b w:val="0"/>
+                <w:sz w:val="14"/>
+              </w:rPr>
+              <w:t>+3.01 pp</w:t>
+            </w:r>
+          </w:p>
+        </w:tc>
+      </w:tr>
+      <w:tr>
+        <w:tc>
+          <w:tcPr>
+            <w:tcW w:type="dxa" w:w="1584"/>
+            <w:vAlign w:val="center"/>
+          </w:tcPr>
+          <w:p>
+            <w:r/>
+            <w:r>
+              <w:rPr>
+                <w:b w:val="0"/>
+                <w:sz w:val="14"/>
+              </w:rPr>
+              <w:t>8.0</w:t>
+            </w:r>
+          </w:p>
+        </w:tc>
+        <w:tc>
+          <w:tcPr>
+            <w:tcW w:type="dxa" w:w="1440"/>
+            <w:vAlign w:val="center"/>
+          </w:tcPr>
+          <w:p>
+            <w:r/>
+            <w:r>
+              <w:rPr>
+                <w:b w:val="0"/>
+                <w:sz w:val="14"/>
+              </w:rPr>
+              <w:t>951</w:t>
+            </w:r>
+          </w:p>
+        </w:tc>
+        <w:tc>
+          <w:tcPr>
+            <w:tcW w:type="dxa" w:w="1440"/>
+            <w:vAlign w:val="center"/>
+          </w:tcPr>
+          <w:p>
+            <w:r/>
+            <w:r>
+              <w:rPr>
+                <w:b w:val="0"/>
+                <w:sz w:val="14"/>
+              </w:rPr>
+              <w:t>63</w:t>
+            </w:r>
+          </w:p>
+        </w:tc>
+        <w:tc>
+          <w:tcPr>
+            <w:tcW w:type="dxa" w:w="1584"/>
+            <w:vAlign w:val="center"/>
+          </w:tcPr>
+          <w:p>
+            <w:r/>
+            <w:r>
+              <w:rPr>
+                <w:b w:val="0"/>
+                <w:sz w:val="14"/>
+              </w:rPr>
+              <w:t>0.877</w:t>
+            </w:r>
+          </w:p>
+        </w:tc>
+        <w:tc>
+          <w:tcPr>
+            <w:tcW w:type="dxa" w:w="1872"/>
+            <w:vAlign w:val="center"/>
+          </w:tcPr>
+          <w:p>
+            <w:r/>
+            <w:r>
+              <w:rPr>
+                <w:b w:val="0"/>
+                <w:sz w:val="14"/>
+              </w:rPr>
+              <w:t>0.906</w:t>
+            </w:r>
+          </w:p>
+        </w:tc>
+        <w:tc>
+          <w:tcPr>
+            <w:tcW w:type="dxa" w:w="1296"/>
+            <w:vAlign w:val="center"/>
+          </w:tcPr>
+          <w:p>
+            <w:r/>
+            <w:r>
+              <w:rPr>
+                <w:b w:val="0"/>
+                <w:sz w:val="14"/>
+              </w:rPr>
+              <w:t>+2.94 pp</w:t>
+            </w:r>
+          </w:p>
+        </w:tc>
+      </w:tr>
+      <w:tr>
+        <w:tc>
+          <w:tcPr>
+            <w:tcW w:type="dxa" w:w="1584"/>
+            <w:vAlign w:val="center"/>
+          </w:tcPr>
+          <w:p>
+            <w:r/>
+            <w:r>
+              <w:rPr>
+                <w:b w:val="0"/>
+                <w:sz w:val="14"/>
+              </w:rPr>
+              <w:t>9.0</w:t>
+            </w:r>
+          </w:p>
+        </w:tc>
+        <w:tc>
+          <w:tcPr>
+            <w:tcW w:type="dxa" w:w="1440"/>
+            <w:vAlign w:val="center"/>
+          </w:tcPr>
+          <w:p>
+            <w:r/>
+            <w:r>
+              <w:rPr>
+                <w:b w:val="0"/>
+                <w:sz w:val="14"/>
+              </w:rPr>
+              <w:t>1089</w:t>
+            </w:r>
+          </w:p>
+        </w:tc>
+        <w:tc>
+          <w:tcPr>
+            <w:tcW w:type="dxa" w:w="1440"/>
+            <w:vAlign w:val="center"/>
+          </w:tcPr>
+          <w:p>
+            <w:r/>
+            <w:r>
+              <w:rPr>
+                <w:b w:val="0"/>
+                <w:sz w:val="14"/>
+              </w:rPr>
+              <w:t>51</w:t>
+            </w:r>
+          </w:p>
+        </w:tc>
+        <w:tc>
+          <w:tcPr>
+            <w:tcW w:type="dxa" w:w="1584"/>
+            <w:vAlign w:val="center"/>
+          </w:tcPr>
+          <w:p>
+            <w:r/>
+            <w:r>
+              <w:rPr>
+                <w:b w:val="0"/>
+                <w:sz w:val="14"/>
+              </w:rPr>
+              <w:t>0.903</w:t>
+            </w:r>
+          </w:p>
+        </w:tc>
+        <w:tc>
+          <w:tcPr>
+            <w:tcW w:type="dxa" w:w="1872"/>
+            <w:vAlign w:val="center"/>
+          </w:tcPr>
+          <w:p>
+            <w:r/>
+            <w:r>
+              <w:rPr>
+                <w:b w:val="0"/>
+                <w:sz w:val="14"/>
+              </w:rPr>
+              <w:t>0.904</w:t>
+            </w:r>
+          </w:p>
+        </w:tc>
+        <w:tc>
+          <w:tcPr>
+            <w:tcW w:type="dxa" w:w="1296"/>
+            <w:vAlign w:val="center"/>
+          </w:tcPr>
+          <w:p>
+            <w:r/>
+            <w:r>
+              <w:rPr>
+                <w:b w:val="0"/>
+                <w:sz w:val="14"/>
+              </w:rPr>
+              <w:t>+0.18 pp</w:t>
+            </w:r>
+          </w:p>
+        </w:tc>
+      </w:tr>
+    </w:tbl>
+    <w:p>
+      <w:r>
+        <w:t>Table S8. Donor-species equal-weight correctness sensitivity. Species are weighted equally for this descriptive audit; the natural-manifest-weighted main result remains primary.</w:t>
+      </w:r>
+    </w:p>
+    <w:p>
+      <w:pPr>
+        <w:pStyle w:val="Heading1"/>
+      </w:pPr>
+      <w:r>
+        <w:t>S9. Negative-result index</w:t>
       </w:r>
     </w:p>
     <w:p>
